--- a/Word/Module 1/DOCX/Realises/01_Realise_Procedure_accueil_structuree.docx
+++ b/Word/Module 1/DOCX/Realises/01_Realise_Procedure_accueil_structuree.docx
@@ -5,101 +5,176 @@
     <w:p>
       <w:pPr>
         <w:pStyle w:val="Title"/>
+        <w:spacing w:after="280" w:before="0"/>
+        <w:shd w:val="clear" w:color="auto" w:fill="DDEBF7"/>
         <w:pBdr>
-          <w:top w:val="single" w:sz="18" w:space="8" w:color="2B579A"/>
-          <w:left w:val="single" w:sz="18" w:space="8" w:color="2B579A"/>
-          <w:bottom w:val="single" w:sz="18" w:space="8" w:color="2B579A"/>
-          <w:right w:val="single" w:sz="18" w:space="8" w:color="2B579A"/>
+          <w:top w:val="single" w:sz="12" w:space="4" w:color="2B579A"/>
+          <w:left w:val="single" w:sz="12" w:space="4" w:color="2B579A"/>
+          <w:bottom w:val="single" w:sz="12" w:space="4" w:color="2B579A"/>
+          <w:right w:val="single" w:sz="12" w:space="4" w:color="2B579A"/>
         </w:pBdr>
-        <w:shd w:val="clear" w:color="auto" w:fill="DDEBF7"/>
       </w:pPr>
       <w:r>
+        <w:rPr>
+          <w:rFonts w:ascii="Calibri" w:hAnsi="Calibri" w:eastAsia="Calibri"/>
+          <w:sz w:val="22"/>
+        </w:rPr>
         <w:t>Procédure interne - Accueil d'un nouveau collaborateur</w:t>
       </w:r>
     </w:p>
     <w:p>
       <w:pPr>
         <w:pStyle w:val="Heading1"/>
+        <w:spacing w:after="120" w:before="280"/>
       </w:pPr>
       <w:r>
+        <w:rPr>
+          <w:rFonts w:ascii="Calibri" w:hAnsi="Calibri" w:eastAsia="Calibri"/>
+          <w:sz w:val="22"/>
+        </w:rPr>
         <w:t>Avant l'arrivée</w:t>
       </w:r>
     </w:p>
     <w:p>
       <w:pPr>
         <w:pStyle w:val="Heading2"/>
+        <w:spacing w:after="80" w:before="160"/>
       </w:pPr>
       <w:r>
+        <w:rPr>
+          <w:rFonts w:ascii="Calibri" w:hAnsi="Calibri" w:eastAsia="Calibri"/>
+          <w:sz w:val="22"/>
+        </w:rPr>
         <w:t>Préparer les accès</w:t>
       </w:r>
     </w:p>
     <w:p>
+      <w:pPr>
+        <w:spacing w:after="160"/>
+      </w:pPr>
       <w:r>
+        <w:rPr>
+          <w:rFonts w:ascii="Calibri" w:hAnsi="Calibri" w:eastAsia="Calibri"/>
+          <w:sz w:val="22"/>
+        </w:rPr>
         <w:t xml:space="preserve">Le </w:t>
       </w:r>
       <w:r>
         <w:rPr>
+          <w:rFonts w:ascii="Calibri" w:hAnsi="Calibri" w:eastAsia="Calibri"/>
           <w:b/>
+          <w:sz w:val="22"/>
         </w:rPr>
         <w:t>responsable</w:t>
       </w:r>
       <w:r>
+        <w:rPr>
+          <w:rFonts w:ascii="Calibri" w:hAnsi="Calibri" w:eastAsia="Calibri"/>
+          <w:sz w:val="22"/>
+        </w:rPr>
         <w:t xml:space="preserve"> vérifie que les demandes d'accès sont introduites avant l'arrivée du collaborateur.</w:t>
       </w:r>
     </w:p>
     <w:p>
       <w:pPr>
         <w:pStyle w:val="Heading2"/>
+        <w:spacing w:after="80" w:before="160"/>
       </w:pPr>
       <w:r>
+        <w:rPr>
+          <w:rFonts w:ascii="Calibri" w:hAnsi="Calibri" w:eastAsia="Calibri"/>
+          <w:sz w:val="22"/>
+        </w:rPr>
         <w:t>Préparer le matériel</w:t>
       </w:r>
     </w:p>
     <w:p>
+      <w:pPr>
+        <w:spacing w:after="160" w:before="0"/>
+      </w:pPr>
       <w:r>
+        <w:rPr>
+          <w:rFonts w:ascii="Calibri" w:hAnsi="Calibri" w:eastAsia="Calibri"/>
+          <w:sz w:val="22"/>
+        </w:rPr>
         <w:t>Le poste de travail, le badge et les informations utiles sont préparés avec les personnes concernées.</w:t>
       </w:r>
     </w:p>
     <w:p>
       <w:pPr>
         <w:pStyle w:val="Heading1"/>
+        <w:spacing w:after="120" w:before="280"/>
       </w:pPr>
       <w:r>
+        <w:rPr>
+          <w:rFonts w:ascii="Calibri" w:hAnsi="Calibri" w:eastAsia="Calibri"/>
+          <w:sz w:val="22"/>
+        </w:rPr>
         <w:t>Le premier jour</w:t>
       </w:r>
     </w:p>
     <w:p>
       <w:pPr>
         <w:pStyle w:val="Heading2"/>
+        <w:spacing w:after="80" w:before="160"/>
       </w:pPr>
       <w:r>
+        <w:rPr>
+          <w:rFonts w:ascii="Calibri" w:hAnsi="Calibri" w:eastAsia="Calibri"/>
+          <w:sz w:val="22"/>
+        </w:rPr>
         <w:t>Accueil dans l'équipe</w:t>
       </w:r>
     </w:p>
     <w:p>
+      <w:pPr>
+        <w:spacing w:after="160"/>
+      </w:pPr>
       <w:r>
+        <w:rPr>
+          <w:rFonts w:ascii="Calibri" w:hAnsi="Calibri" w:eastAsia="Calibri"/>
+          <w:sz w:val="22"/>
+        </w:rPr>
         <w:t xml:space="preserve">Le collaborateur est accueilli par son </w:t>
       </w:r>
       <w:r>
         <w:rPr>
+          <w:rFonts w:ascii="Calibri" w:hAnsi="Calibri" w:eastAsia="Calibri"/>
           <w:b/>
+          <w:sz w:val="22"/>
         </w:rPr>
         <w:t>référent</w:t>
       </w:r>
       <w:r>
+        <w:rPr>
+          <w:rFonts w:ascii="Calibri" w:hAnsi="Calibri" w:eastAsia="Calibri"/>
+          <w:sz w:val="22"/>
+        </w:rPr>
         <w:t xml:space="preserve"> et reçoit les informations pratiques.</w:t>
       </w:r>
     </w:p>
     <w:p>
       <w:pPr>
         <w:pStyle w:val="Heading2"/>
+        <w:spacing w:after="80" w:before="160"/>
       </w:pPr>
       <w:r>
+        <w:rPr>
+          <w:rFonts w:ascii="Calibri" w:hAnsi="Calibri" w:eastAsia="Calibri"/>
+          <w:sz w:val="22"/>
+        </w:rPr>
         <w:t>Présentation des outils</w:t>
       </w:r>
     </w:p>
     <w:p>
+      <w:pPr>
+        <w:spacing w:after="80" w:before="0"/>
+      </w:pPr>
       <w:r>
+        <w:rPr>
+          <w:rFonts w:ascii="Calibri" w:hAnsi="Calibri" w:eastAsia="Calibri"/>
+          <w:sz w:val="22"/>
+        </w:rPr>
         <w:t>Les outils principaux sont présentés :</w:t>
       </w:r>
     </w:p>
@@ -138,40 +213,69 @@
     <w:p>
       <w:pPr>
         <w:pStyle w:val="Heading1"/>
+        <w:spacing w:after="120" w:before="280"/>
       </w:pPr>
       <w:r>
+        <w:rPr>
+          <w:rFonts w:ascii="Calibri" w:hAnsi="Calibri" w:eastAsia="Calibri"/>
+          <w:sz w:val="22"/>
+        </w:rPr>
         <w:t>Après la première semaine</w:t>
       </w:r>
     </w:p>
     <w:p>
       <w:pPr>
         <w:pStyle w:val="Heading2"/>
+        <w:spacing w:after="80" w:before="160"/>
       </w:pPr>
       <w:r>
+        <w:rPr>
+          <w:rFonts w:ascii="Calibri" w:hAnsi="Calibri" w:eastAsia="Calibri"/>
+          <w:sz w:val="22"/>
+        </w:rPr>
         <w:t>Point de suivi</w:t>
       </w:r>
     </w:p>
     <w:p>
+      <w:pPr>
+        <w:spacing w:after="160" w:before="0"/>
+      </w:pPr>
       <w:r>
+        <w:rPr>
+          <w:rFonts w:ascii="Calibri" w:hAnsi="Calibri" w:eastAsia="Calibri"/>
+          <w:sz w:val="22"/>
+        </w:rPr>
         <w:t>Un court échange permet de vérifier que les accès, les outils et les premières tâches sont compris.</w:t>
       </w:r>
     </w:p>
     <w:p>
       <w:pPr>
         <w:pStyle w:val="Heading2"/>
+        <w:spacing w:after="80" w:before="160"/>
       </w:pPr>
       <w:r>
+        <w:rPr>
+          <w:rFonts w:ascii="Calibri" w:hAnsi="Calibri" w:eastAsia="Calibri"/>
+          <w:sz w:val="22"/>
+        </w:rPr>
         <w:t>Ajustements éventuels</w:t>
       </w:r>
     </w:p>
     <w:p>
+      <w:pPr>
+        <w:spacing w:after="160" w:before="0"/>
+      </w:pPr>
       <w:r>
+        <w:rPr>
+          <w:rFonts w:ascii="Calibri" w:hAnsi="Calibri" w:eastAsia="Calibri"/>
+          <w:sz w:val="22"/>
+        </w:rPr>
         <w:t>Les difficultés sont notées et transmises aux personnes concernées.</w:t>
       </w:r>
     </w:p>
     <w:sectPr>
-      <w:pgSz w:w="12240" w:h="15840"/>
-      <w:pgMar w:top="1440" w:right="1800" w:bottom="1440" w:left="1800" w:header="720" w:footer="720" w:gutter="0"/>
+      <w:pgSz w:w="11906" w:h="16838"/>
+      <w:pgMar w:top="1134" w:right="1417" w:bottom="1134" w:left="1417" w:header="720" w:footer="720" w:gutter="0"/>
       <w:cols w:space="720"/>
       <w:docGrid w:linePitch="360"/>
     </w:sectPr>
